--- a/public/files/provincial/oma/Autorización.docx
+++ b/public/files/provincial/oma/Autorización.docx
@@ -881,7 +881,7 @@
           <w:rtl w:val="0"/>
           <w:lang w:val="es-ES_tradnl"/>
         </w:rPr>
-        <w:t>as 17, 18 y 19 de septiembre del corriente, en la ciudad de Mar del Plata, provincia de Buenos Aires.     _____________________________________________</w:t>
+        <w:t>as 28, 29 y 30 de septiembre del corriente, en la ciudad de Mar del Plata, provincia de Buenos Aires.     _____________________________________________</w:t>
       </w:r>
     </w:p>
     <w:p>
@@ -1358,7 +1358,7 @@
           <w:rtl w:val="0"/>
           <w:lang w:val="es-ES_tradnl"/>
         </w:rPr>
-        <w:t>.....................................................................de 2025.</w:t>
+        <w:t>.....................................................................de 2026.</w:t>
       </w:r>
     </w:p>
     <w:p>
@@ -1554,7 +1554,7 @@
           <w:rtl w:val="0"/>
           <w:lang w:val="es-ES_tradnl"/>
         </w:rPr>
-        <w:t>........................................................................................de 2025.</w:t>
+        <w:t>........................................................................................de 2026.</w:t>
       </w:r>
     </w:p>
     <w:p>
